--- a/backend/data/audit_report_templates/report_body/2. 模板B-保留意见审计报告模板（三板基础层、银行、保险、期货、证券公司）-简版.docx
+++ b/backend/data/audit_report_templates/report_body/2. 模板B-保留意见审计报告模板（三板基础层、银行、保险、期货、证券公司）-简版.docx
@@ -93,6 +93,7 @@
           <w:numId w:val="0"/>
         </w:numPr>
         <w:spacing w:line="360" w:lineRule="auto"/>
+        <w:ind w:firstLine="420"/>
         <w:jc w:val="center"/>
         <w:outlineLvl w:val="0"/>
         <w:rPr>
@@ -105,10 +106,10 @@
       </w:pPr>
       <w:r>
         <w:rPr>
-          <w:rFonts w:hint="eastAsia" w:ascii="黑体;SimHei" w:hAnsi="黑体;SimHei" w:eastAsia="黑体;SimHei" w:cs="Arial Narrow"/>
+          <w:rFonts w:hint="eastAsia" w:ascii="Times New Roman" w:hAnsi="Times New Roman" w:eastAsia="仿宋_GB2312" w:cs="Arial Narrow"/>
           <w:b/>
           <w:color w:val="auto"/>
-          <w:sz w:val="48"/>
+          <w:sz w:val="24"/>
           <w:szCs w:val="48"/>
           <w:lang w:eastAsia="zh-CN"/>
         </w:rPr>
@@ -122,6 +123,7 @@
           <w:numId w:val="0"/>
         </w:numPr>
         <w:spacing w:line="360" w:lineRule="auto"/>
+        <w:ind w:firstLine="420"/>
         <w:jc w:val="center"/>
         <w:outlineLvl w:val="0"/>
         <w:rPr>
@@ -135,10 +137,10 @@
       </w:pPr>
       <w:r>
         <w:rPr>
-          <w:rFonts w:hint="eastAsia" w:ascii="黑体;SimHei" w:hAnsi="黑体;SimHei" w:eastAsia="黑体;SimHei" w:cs="Arial Narrow"/>
+          <w:rFonts w:hint="eastAsia" w:ascii="Times New Roman" w:hAnsi="Times New Roman" w:eastAsia="仿宋_GB2312" w:cs="Arial Narrow"/>
           <w:b/>
           <w:color w:val="auto"/>
-          <w:sz w:val="48"/>
+          <w:sz w:val="24"/>
           <w:szCs w:val="48"/>
           <w:lang w:eastAsia="zh-CN"/>
         </w:rPr>
@@ -1286,6 +1288,7 @@
     <w:p>
       <w:pPr>
         <w:spacing w:line="340" w:lineRule="atLeast"/>
+        <w:ind w:firstLine="420"/>
         <w:jc w:val="right"/>
         <w:rPr>
           <w:rFonts w:ascii="Arial Narrow" w:hAnsi="Arial Narrow" w:eastAsia="仿宋_GB2312" w:cs="Arial Narrow"/>
@@ -1296,7 +1299,7 @@
       </w:pPr>
       <w:r>
         <w:rPr>
-          <w:rFonts w:hint="eastAsia" w:ascii="Arial Narrow" w:hAnsi="Arial Narrow" w:eastAsia="仿宋_GB2312" w:cs="Arial Narrow"/>
+          <w:rFonts w:hint="eastAsia" w:ascii="Times New Roman" w:hAnsi="Times New Roman" w:eastAsia="仿宋_GB2312" w:cs="Arial Narrow"/>
           <w:spacing w:val="4"/>
           <w:sz w:val="24"/>
           <w:lang w:eastAsia="zh-CN"/>
@@ -1324,6 +1327,7 @@
           <w:numId w:val="0"/>
         </w:numPr>
         <w:spacing w:before="120" w:after="0" w:line="300" w:lineRule="auto"/>
+        <w:ind w:firstLine="420"/>
         <w:outlineLvl w:val="0"/>
         <w:rPr>
           <w:rFonts w:ascii="Arial Narrow" w:hAnsi="Arial Narrow" w:eastAsia="仿宋_GB2312" w:cs="Arial Narrow"/>
@@ -1336,7 +1340,7 @@
       </w:pPr>
       <w:r>
         <w:rPr>
-          <w:rFonts w:ascii="Arial Narrow" w:hAnsi="Arial Narrow" w:eastAsia="仿宋_GB2312" w:cs="Arial Narrow"/>
+          <w:rFonts w:ascii="Times New Roman" w:hAnsi="Times New Roman" w:eastAsia="仿宋_GB2312" w:cs="Arial Narrow"/>
           <w:b/>
           <w:color w:val="FF0000"/>
           <w:spacing w:val="4"/>
@@ -1401,7 +1405,7 @@
     <w:p>
       <w:pPr>
         <w:spacing w:before="120" w:after="0" w:line="300" w:lineRule="auto"/>
-        <w:ind w:left="0" w:leftChars="0" w:right="0" w:rightChars="0" w:firstLineChars="200"/>
+        <w:ind w:left="0" w:leftChars="0" w:right="0" w:rightChars="0" w:firstLineChars="200" w:firstLine="420"/>
         <w:jc w:val="both"/>
         <w:rPr>
           <w:rFonts w:ascii="Arial Narrow" w:hAnsi="Arial Narrow" w:eastAsia="仿宋_GB2312" w:cs="Arial Narrow"/>
@@ -1412,7 +1416,7 @@
       </w:pPr>
       <w:r>
         <w:rPr>
-          <w:rFonts w:hint="eastAsia" w:ascii="Arial Narrow" w:hAnsi="Arial Narrow" w:eastAsia="仿宋_GB2312" w:cs="Arial Narrow"/>
+          <w:rFonts w:hint="eastAsia" w:ascii="Times New Roman" w:hAnsi="Times New Roman" w:eastAsia="仿宋_GB2312" w:cs="Arial Narrow"/>
           <w:sz w:val="24"/>
           <w:szCs w:val="24"/>
           <w:lang w:eastAsia="zh-CN"/>
@@ -1423,7 +1427,7 @@
     <w:p>
       <w:pPr>
         <w:spacing w:before="120" w:after="0" w:line="300" w:lineRule="auto"/>
-        <w:ind w:left="0" w:leftChars="0" w:right="0" w:rightChars="0" w:firstLineChars="200"/>
+        <w:ind w:left="0" w:leftChars="0" w:right="0" w:rightChars="0" w:firstLineChars="200" w:firstLine="420"/>
         <w:jc w:val="both"/>
         <w:rPr>
           <w:rFonts w:ascii="Arial Narrow" w:hAnsi="Arial Narrow" w:eastAsia="仿宋_GB2312" w:cs="Arial Narrow"/>
@@ -1434,7 +1438,7 @@
       </w:pPr>
       <w:r>
         <w:rPr>
-          <w:rFonts w:hint="eastAsia" w:ascii="Arial Narrow" w:hAnsi="Arial Narrow" w:eastAsia="仿宋_GB2312" w:cs="Arial Narrow"/>
+          <w:rFonts w:hint="eastAsia" w:ascii="Times New Roman" w:hAnsi="Times New Roman" w:eastAsia="仿宋_GB2312" w:cs="Arial Narrow"/>
           <w:sz w:val="24"/>
           <w:szCs w:val="24"/>
           <w:lang w:eastAsia="zh-CN"/>
@@ -1708,7 +1712,7 @@
       <w:pPr>
         <w:snapToGrid w:val="0"/>
         <w:spacing w:line="300" w:lineRule="auto"/>
-        <w:ind w:left="0" w:leftChars="0" w:right="0" w:rightChars="0" w:firstLineChars="200"/>
+        <w:ind w:left="0" w:leftChars="0" w:right="0" w:rightChars="0" w:firstLineChars="200" w:firstLine="420"/>
         <w:jc w:val="both"/>
         <w:rPr>
           <w:rFonts w:ascii="仿宋_GB2312" w:hAnsi="仿宋_GB2312" w:eastAsia="仿宋_GB2312"/>
@@ -1735,7 +1739,7 @@
       <w:pPr>
         <w:snapToGrid w:val="0"/>
         <w:spacing w:line="300" w:lineRule="auto"/>
-        <w:ind w:left="0" w:leftChars="0" w:right="0" w:rightChars="0" w:firstLineChars="200"/>
+        <w:ind w:left="0" w:leftChars="0" w:right="0" w:rightChars="0" w:firstLineChars="200" w:firstLine="420"/>
         <w:jc w:val="both"/>
         <w:rPr>
           <w:rFonts w:ascii="仿宋_GB2312" w:hAnsi="仿宋_GB2312" w:eastAsia="仿宋_GB2312"/>
@@ -1761,7 +1765,7 @@
     <w:p>
       <w:pPr>
         <w:spacing w:before="120" w:after="0" w:line="300" w:lineRule="auto"/>
-        <w:ind w:left="0" w:leftChars="0" w:right="0" w:rightChars="0" w:firstLineChars="200"/>
+        <w:ind w:left="0" w:leftChars="0" w:right="0" w:rightChars="0" w:firstLineChars="200" w:firstLine="420"/>
         <w:jc w:val="both"/>
         <w:rPr>
           <w:rFonts w:ascii="Arial Narrow" w:hAnsi="Arial Narrow" w:eastAsia="仿宋_GB2312" w:cs="宋体;SimSun"/>
@@ -1773,7 +1777,7 @@
       </w:pPr>
       <w:r>
         <w:rPr>
-          <w:rFonts w:hint="eastAsia" w:ascii="Arial Narrow" w:hAnsi="Arial Narrow" w:eastAsia="仿宋_GB2312" w:cs="宋体;SimSun"/>
+          <w:rFonts w:hint="eastAsia" w:ascii="Times New Roman" w:hAnsi="Times New Roman" w:eastAsia="仿宋_GB2312" w:cs="宋体;SimSun"/>
           <w:spacing w:val="4"/>
           <w:sz w:val="24"/>
           <w:szCs w:val="24"/>
@@ -1822,7 +1826,7 @@
     <w:p>
       <w:pPr>
         <w:spacing w:before="120" w:after="0" w:line="300" w:lineRule="auto"/>
-        <w:ind w:left="0" w:leftChars="0" w:right="0" w:rightChars="0" w:firstLineChars="200"/>
+        <w:ind w:left="0" w:leftChars="0" w:right="0" w:rightChars="0" w:firstLineChars="200" w:firstLine="420"/>
         <w:jc w:val="both"/>
         <w:rPr>
           <w:rFonts w:ascii="仿宋_GB2312" w:hAnsi="仿宋_GB2312" w:eastAsia="仿宋_GB2312" w:cs="Arial Narrow"/>
@@ -1835,7 +1839,7 @@
       </w:pPr>
       <w:r>
         <w:rPr>
-          <w:rFonts w:ascii="Arial Narrow" w:hAnsi="Arial Narrow" w:eastAsia="仿宋_GB2312" w:cs="Arial Narrow"/>
+          <w:rFonts w:ascii="Times New Roman" w:hAnsi="Times New Roman" w:eastAsia="仿宋_GB2312" w:cs="Arial Narrow"/>
           <w:color w:val="FF0000"/>
           <w:sz w:val="24"/>
           <w:szCs w:val="24"/>
@@ -1846,7 +1850,7 @@
     <w:p>
       <w:pPr>
         <w:spacing w:before="120" w:after="0" w:line="300" w:lineRule="auto"/>
-        <w:ind w:left="0" w:leftChars="0" w:right="0" w:rightChars="0" w:firstLineChars="200"/>
+        <w:ind w:left="0" w:leftChars="0" w:right="0" w:rightChars="0" w:firstLineChars="200" w:firstLine="420"/>
         <w:jc w:val="both"/>
         <w:rPr>
           <w:rFonts w:ascii="仿宋_GB2312" w:hAnsi="仿宋_GB2312" w:eastAsia="仿宋_GB2312"/>
@@ -1866,7 +1870,7 @@
     <w:p>
       <w:pPr>
         <w:spacing w:before="120" w:after="0" w:line="300" w:lineRule="auto"/>
-        <w:ind w:left="0" w:leftChars="0" w:right="0" w:rightChars="0" w:firstLineChars="200"/>
+        <w:ind w:left="0" w:leftChars="0" w:right="0" w:rightChars="0" w:firstLineChars="200" w:firstLine="420"/>
         <w:jc w:val="both"/>
         <w:rPr>
           <w:rFonts w:ascii="仿宋_GB2312" w:hAnsi="仿宋_GB2312" w:eastAsia="仿宋_GB2312"/>
@@ -1886,7 +1890,7 @@
     <w:p>
       <w:pPr>
         <w:spacing w:before="120" w:after="0" w:line="300" w:lineRule="auto"/>
-        <w:ind w:left="0" w:leftChars="0" w:right="0" w:rightChars="0" w:firstLineChars="200"/>
+        <w:ind w:left="0" w:leftChars="0" w:right="0" w:rightChars="0" w:firstLineChars="200" w:firstLine="420"/>
         <w:jc w:val="both"/>
         <w:rPr>
           <w:rFonts w:ascii="Arial Narrow" w:hAnsi="Arial Narrow" w:eastAsia="仿宋_GB2312" w:cs="Arial Narrow"/>
@@ -1911,7 +1915,7 @@
     <w:p>
       <w:pPr>
         <w:spacing w:before="120" w:after="0" w:line="300" w:lineRule="auto"/>
-        <w:ind w:left="0" w:leftChars="0" w:right="0" w:rightChars="0" w:firstLineChars="200"/>
+        <w:ind w:left="0" w:leftChars="0" w:right="0" w:rightChars="0" w:firstLineChars="200" w:firstLine="420"/>
         <w:jc w:val="both"/>
         <w:rPr>
           <w:rFonts w:ascii="Arial Narrow" w:hAnsi="Arial Narrow" w:eastAsia="仿宋_GB2312" w:cs="Arial Narrow"/>
@@ -1935,7 +1939,7 @@
     <w:p>
       <w:pPr>
         <w:spacing w:before="120" w:after="0" w:line="300" w:lineRule="auto"/>
-        <w:ind w:left="0" w:leftChars="0" w:right="0" w:rightChars="0" w:firstLineChars="200"/>
+        <w:ind w:left="0" w:leftChars="0" w:right="0" w:rightChars="0" w:firstLineChars="200" w:firstLine="420"/>
         <w:jc w:val="both"/>
         <w:rPr>
           <w:rFonts w:ascii="仿宋_GB2312" w:hAnsi="仿宋_GB2312" w:eastAsia="仿宋_GB2312"/>
@@ -1993,7 +1997,7 @@
     <w:p>
       <w:pPr>
         <w:spacing w:before="120" w:after="0" w:line="300" w:lineRule="auto"/>
-        <w:ind w:left="0" w:leftChars="0" w:right="0" w:rightChars="0" w:firstLineChars="200"/>
+        <w:ind w:left="0" w:leftChars="0" w:right="0" w:rightChars="0" w:firstLineChars="200" w:firstLine="420"/>
         <w:jc w:val="both"/>
         <w:rPr>
           <w:rFonts w:ascii="Arial Narrow" w:hAnsi="Arial Narrow" w:eastAsia="仿宋_GB2312" w:cs="Arial Narrow"/>
@@ -2005,7 +2009,7 @@
       </w:pPr>
       <w:r>
         <w:rPr>
-          <w:rFonts w:ascii="Arial Narrow" w:hAnsi="Arial Narrow" w:eastAsia="仿宋_GB2312" w:cs="Arial Narrow"/>
+          <w:rFonts w:ascii="Times New Roman" w:hAnsi="Times New Roman" w:eastAsia="仿宋_GB2312" w:cs="Arial Narrow"/>
           <w:color w:val="FF0000"/>
           <w:spacing w:val="4"/>
           <w:sz w:val="24"/>
@@ -2018,7 +2022,7 @@
     <w:p>
       <w:pPr>
         <w:spacing w:before="120" w:after="0" w:line="300" w:lineRule="auto"/>
-        <w:ind w:left="0" w:leftChars="0" w:right="0" w:rightChars="0" w:firstLineChars="200"/>
+        <w:ind w:left="0" w:leftChars="0" w:right="0" w:rightChars="0" w:firstLineChars="200" w:firstLine="420"/>
         <w:jc w:val="both"/>
         <w:rPr>
           <w:rFonts w:ascii="Arial Narrow" w:hAnsi="Arial Narrow" w:eastAsia="仿宋_GB2312" w:cs="Arial Narrow"/>
@@ -2030,7 +2034,7 @@
       </w:pPr>
       <w:r>
         <w:rPr>
-          <w:rFonts w:hint="eastAsia" w:ascii="Arial Narrow" w:hAnsi="Arial Narrow" w:eastAsia="仿宋_GB2312" w:cs="Arial Narrow"/>
+          <w:rFonts w:hint="eastAsia" w:ascii="Times New Roman" w:hAnsi="Times New Roman" w:eastAsia="仿宋_GB2312" w:cs="Arial Narrow"/>
           <w:spacing w:val="4"/>
           <w:sz w:val="24"/>
           <w:szCs w:val="24"/>
@@ -2042,7 +2046,7 @@
     <w:p>
       <w:pPr>
         <w:spacing w:before="120" w:after="0" w:line="300" w:lineRule="auto"/>
-        <w:ind w:left="0" w:leftChars="0" w:right="0" w:rightChars="0" w:firstLineChars="200"/>
+        <w:ind w:left="0" w:leftChars="0" w:right="0" w:rightChars="0" w:firstLineChars="200" w:firstLine="420"/>
         <w:jc w:val="both"/>
         <w:rPr>
           <w:rFonts w:ascii="Arial Narrow" w:hAnsi="Arial Narrow" w:eastAsia="仿宋_GB2312" w:cs="Arial Narrow"/>
@@ -2054,7 +2058,7 @@
       </w:pPr>
       <w:r>
         <w:rPr>
-          <w:rFonts w:hint="eastAsia" w:ascii="Arial Narrow" w:hAnsi="Arial Narrow" w:eastAsia="仿宋_GB2312" w:cs="Arial Narrow"/>
+          <w:rFonts w:hint="eastAsia" w:ascii="Times New Roman" w:hAnsi="Times New Roman" w:eastAsia="仿宋_GB2312" w:cs="Arial Narrow"/>
           <w:spacing w:val="4"/>
           <w:sz w:val="24"/>
           <w:szCs w:val="24"/>
@@ -2097,7 +2101,7 @@
     <w:p>
       <w:pPr>
         <w:spacing w:before="120" w:after="0" w:line="300" w:lineRule="auto"/>
-        <w:ind w:left="0" w:leftChars="0" w:right="0" w:rightChars="0" w:firstLineChars="200"/>
+        <w:ind w:left="0" w:leftChars="0" w:right="0" w:rightChars="0" w:firstLineChars="200" w:firstLine="420"/>
         <w:jc w:val="both"/>
         <w:rPr>
           <w:rFonts w:ascii="Arial Narrow" w:hAnsi="Arial Narrow" w:eastAsia="仿宋_GB2312" w:cs="Arial Narrow"/>
@@ -2108,6 +2112,238 @@
         </w:rPr>
       </w:pPr>
       <w:r>
+        <w:rPr>
+          <w:rFonts w:hint="eastAsia" w:ascii="Times New Roman" w:hAnsi="Times New Roman" w:eastAsia="仿宋_GB2312" w:cs="Arial Narrow"/>
+          <w:spacing w:val="4"/>
+          <w:sz w:val="24"/>
+          <w:szCs w:val="24"/>
+          <w:lang w:eastAsia="zh-CN"/>
+        </w:rPr>
+        <w:t>我们的目标是对财务报表整体是否不存在由于舞弊或错误导致的重大错报获取合理保证，并出具包含审计意见的审计报告。合理保证是高水平的保证，但并不能保证按照审计准则执行的审计在某一重大错报存在时总能发现。错报可能由于舞弊或错误导致，如果合理预期错报单独或汇总起来可能影响财务报表使用者依据财务报表作出的经济决策，则通常认为错报是重大的。</w:t>
+      </w:r>
+    </w:p>
+    <w:p>
+      <w:pPr>
+        <w:spacing w:before="120" w:after="0" w:line="300" w:lineRule="auto"/>
+        <w:ind w:left="0" w:leftChars="0" w:right="0" w:rightChars="0" w:firstLineChars="200" w:firstLine="420"/>
+        <w:jc w:val="both"/>
+        <w:rPr>
+          <w:rFonts w:ascii="Arial Narrow" w:hAnsi="Arial Narrow" w:eastAsia="仿宋_GB2312" w:cs="Arial Narrow"/>
+          <w:spacing w:val="4"/>
+          <w:sz w:val="24"/>
+          <w:szCs w:val="24"/>
+          <w:lang w:eastAsia="zh-CN"/>
+        </w:rPr>
+      </w:pPr>
+      <w:r>
+        <w:rPr>
+          <w:rFonts w:hint="eastAsia" w:ascii="Times New Roman" w:hAnsi="Times New Roman" w:eastAsia="仿宋_GB2312" w:cs="Arial Narrow"/>
+          <w:spacing w:val="4"/>
+          <w:sz w:val="24"/>
+          <w:szCs w:val="24"/>
+          <w:lang w:eastAsia="zh-CN"/>
+        </w:rPr>
+        <w:t>在按照审计准则执行审计工作的过程中，我们运用职业判断，并保持职业怀疑。同时，我们也执行以下工作：</w:t>
+      </w:r>
+    </w:p>
+    <w:p>
+      <w:pPr>
+        <w:spacing w:before="120" w:after="0" w:line="300" w:lineRule="auto"/>
+        <w:ind w:left="0" w:leftChars="0" w:right="0" w:rightChars="0" w:firstLineChars="200" w:firstLine="420"/>
+        <w:jc w:val="both"/>
+        <w:rPr>
+          <w:rFonts w:ascii="Arial Narrow" w:hAnsi="Arial Narrow" w:eastAsia="仿宋_GB2312" w:cs="Arial Narrow"/>
+          <w:spacing w:val="4"/>
+          <w:sz w:val="24"/>
+          <w:szCs w:val="24"/>
+          <w:lang w:eastAsia="zh-CN"/>
+        </w:rPr>
+      </w:pPr>
+      <w:r>
+        <w:rPr>
+          <w:rFonts w:hint="eastAsia" w:ascii="Times New Roman" w:hAnsi="Times New Roman" w:eastAsia="仿宋_GB2312" w:cs="Arial Narrow"/>
+          <w:spacing w:val="4"/>
+          <w:sz w:val="24"/>
+          <w:szCs w:val="24"/>
+          <w:lang w:eastAsia="zh-CN"/>
+        </w:rPr>
+        <w:t>（1）识别和评估由于舞弊或错误导致的财务报表重大错报风险，设计和实施审计程序以应对这些风险，并获取充分、适当的审计证据，作为发表审计意见的基础。由于舞弊可能涉及串通、伪造、故意遗漏、虚假陈述或凌驾于内部控制之上，未能发现由于舞弊导致的重大错报的风险高于未能发现由于错误导致的重大错报的风险。</w:t>
+      </w:r>
+    </w:p>
+    <w:p>
+      <w:pPr>
+        <w:spacing w:before="120" w:after="0" w:line="300" w:lineRule="auto"/>
+        <w:ind w:left="0" w:leftChars="0" w:right="0" w:rightChars="0" w:firstLineChars="200" w:firstLine="420"/>
+        <w:jc w:val="both"/>
+        <w:rPr>
+          <w:rFonts w:ascii="Arial Narrow" w:hAnsi="Arial Narrow" w:eastAsia="仿宋_GB2312" w:cs="Arial Narrow"/>
+          <w:spacing w:val="4"/>
+          <w:sz w:val="24"/>
+          <w:szCs w:val="24"/>
+          <w:lang w:eastAsia="zh-CN"/>
+        </w:rPr>
+      </w:pPr>
+      <w:r>
+        <w:rPr>
+          <w:rFonts w:hint="eastAsia" w:ascii="Times New Roman" w:hAnsi="Times New Roman" w:eastAsia="仿宋_GB2312" w:cs="Arial Narrow"/>
+          <w:spacing w:val="4"/>
+          <w:sz w:val="24"/>
+          <w:szCs w:val="24"/>
+          <w:lang w:eastAsia="zh-CN"/>
+        </w:rPr>
+        <w:t>（2）了解与审计相关的内部控制，以设计恰当的审计程序，但目的并非对内部控制的有效性发表意见。</w:t>
+      </w:r>
+    </w:p>
+    <w:p>
+      <w:pPr>
+        <w:spacing w:before="120" w:after="0" w:line="300" w:lineRule="auto"/>
+        <w:ind w:left="0" w:leftChars="0" w:right="0" w:rightChars="0" w:firstLineChars="200" w:firstLine="420"/>
+        <w:jc w:val="both"/>
+        <w:rPr>
+          <w:rFonts w:ascii="Arial Narrow" w:hAnsi="Arial Narrow" w:eastAsia="仿宋_GB2312" w:cs="Arial Narrow"/>
+          <w:spacing w:val="4"/>
+          <w:sz w:val="24"/>
+          <w:szCs w:val="24"/>
+          <w:lang w:eastAsia="zh-CN"/>
+        </w:rPr>
+      </w:pPr>
+      <w:r>
+        <w:rPr>
+          <w:rFonts w:hint="eastAsia" w:ascii="Times New Roman" w:hAnsi="Times New Roman" w:eastAsia="仿宋_GB2312" w:cs="Arial Narrow"/>
+          <w:spacing w:val="4"/>
+          <w:sz w:val="24"/>
+          <w:szCs w:val="24"/>
+          <w:lang w:eastAsia="zh-CN"/>
+        </w:rPr>
+        <w:t>（3）评价管理层选用会计政策的恰当性和作出会计估计及相关披露的合理性。</w:t>
+      </w:r>
+    </w:p>
+    <w:p>
+      <w:pPr>
+        <w:spacing w:before="120" w:after="0" w:line="300" w:lineRule="auto"/>
+        <w:ind w:left="0" w:leftChars="0" w:right="0" w:rightChars="0" w:firstLineChars="200" w:firstLine="420"/>
+        <w:jc w:val="both"/>
+        <w:rPr>
+          <w:rFonts w:ascii="Arial Narrow" w:hAnsi="Arial Narrow" w:eastAsia="仿宋_GB2312" w:cs="Arial Narrow"/>
+          <w:spacing w:val="4"/>
+          <w:sz w:val="24"/>
+          <w:szCs w:val="24"/>
+          <w:lang w:eastAsia="zh-CN"/>
+        </w:rPr>
+      </w:pPr>
+      <w:r>
+        <w:rPr>
+          <w:rFonts w:hint="eastAsia" w:ascii="Times New Roman" w:hAnsi="Times New Roman" w:eastAsia="仿宋_GB2312" w:cs="Arial Narrow"/>
+          <w:spacing w:val="4"/>
+          <w:sz w:val="24"/>
+          <w:szCs w:val="24"/>
+          <w:lang w:eastAsia="zh-CN"/>
+        </w:rPr>
+        <w:t>（4）对管理层使用持续经营假设的恰当性得出结论。同时，根据获取的审计证据，就可能导致对{{company_short_name}}的持续经营能力产生重大疑虑的事项或情况是否存在重大不确定性得出结论。如果我们得出结论认为存在重大不确定性，审计准则要求我们在审计报告中提请报表使用者注意财务报表中的相关披露；如果披露不充分，我们应当发表非无保留意见。我们的结论基于截至审计报告日可获得的信息。然而，未来的事项或情况可能导致{{company_short_name}}不能持续经营。</w:t>
+      </w:r>
+    </w:p>
+    <w:p>
+      <w:pPr>
+        <w:spacing w:before="120" w:after="0" w:line="300" w:lineRule="auto"/>
+        <w:ind w:left="0" w:leftChars="0" w:right="0" w:rightChars="0" w:firstLineChars="200" w:firstLine="420"/>
+        <w:jc w:val="both"/>
+        <w:rPr>
+          <w:rFonts w:ascii="Arial Narrow" w:hAnsi="Arial Narrow" w:eastAsia="仿宋_GB2312" w:cs="Arial Narrow"/>
+          <w:spacing w:val="4"/>
+          <w:sz w:val="24"/>
+          <w:szCs w:val="24"/>
+          <w:lang w:eastAsia="zh-CN"/>
+        </w:rPr>
+      </w:pPr>
+      <w:r>
+        <w:rPr>
+          <w:rFonts w:hint="eastAsia" w:ascii="Times New Roman" w:hAnsi="Times New Roman" w:eastAsia="仿宋_GB2312" w:cs="Arial Narrow"/>
+          <w:spacing w:val="4"/>
+          <w:sz w:val="24"/>
+          <w:szCs w:val="24"/>
+          <w:lang w:eastAsia="zh-CN"/>
+        </w:rPr>
+        <w:t>（5）评价财务报表的总体列报、结构和内容（包括披露），并评价财务报表是否公允反映相关交易和事项。</w:t>
+      </w:r>
+    </w:p>
+    <w:p>
+      <w:pPr>
+        <w:spacing w:before="120" w:after="0" w:line="300" w:lineRule="auto"/>
+        <w:ind w:left="0" w:leftChars="0" w:right="0" w:rightChars="0" w:firstLineChars="200" w:firstLine="420"/>
+        <w:jc w:val="both"/>
+        <w:rPr>
+          <w:rFonts w:ascii="Arial Narrow" w:hAnsi="Arial Narrow" w:eastAsia="仿宋_GB2312" w:cs="Arial Narrow"/>
+          <w:color w:val="0000FF"/>
+          <w:spacing w:val="4"/>
+          <w:sz w:val="24"/>
+          <w:szCs w:val="24"/>
+          <w:lang w:eastAsia="zh-CN"/>
+        </w:rPr>
+      </w:pPr>
+      <w:r>
+        <w:rPr>
+          <w:rFonts w:hint="eastAsia" w:ascii="Times New Roman" w:hAnsi="Times New Roman" w:eastAsia="仿宋_GB2312" w:cs="Arial Narrow"/>
+          <w:spacing w:val="4"/>
+          <w:sz w:val="24"/>
+          <w:szCs w:val="24"/>
+          <w:lang w:eastAsia="zh-CN"/>
+        </w:rPr>
+        <w:t>（6）就{{company_short_name}}中实体或业务活动的财务信息获取充分、适当的审计证据，以对财务报表发表意见。我们负责指导、监督和执行集团审计，并对审计意见承担全部责任。</w:t>
+      </w:r>
+    </w:p>
+    <w:p>
+      <w:pPr>
+        <w:spacing w:before="120" w:after="0" w:line="300" w:lineRule="auto"/>
+        <w:ind w:left="0" w:leftChars="0" w:right="0" w:rightChars="0" w:firstLineChars="200" w:firstLine="420"/>
+        <w:jc w:val="both"/>
+        <w:rPr>
+          <w:rFonts w:ascii="Arial Narrow" w:hAnsi="Arial Narrow" w:eastAsia="仿宋_GB2312" w:cs="Arial Narrow"/>
+          <w:spacing w:val="4"/>
+          <w:sz w:val="24"/>
+          <w:szCs w:val="24"/>
+          <w:lang w:eastAsia="zh-CN"/>
+        </w:rPr>
+      </w:pPr>
+      <w:r>
+        <w:rPr>
+          <w:rFonts w:hint="eastAsia" w:ascii="Times New Roman" w:hAnsi="Times New Roman" w:eastAsia="仿宋_GB2312" w:cs="Arial Narrow"/>
+          <w:spacing w:val="4"/>
+          <w:sz w:val="24"/>
+          <w:szCs w:val="24"/>
+          <w:lang w:eastAsia="zh-CN"/>
+        </w:rPr>
+        <w:t>我们与治理层就计划的审计范围、时间安排和重大审计发现等事项进行沟通，包括沟通我们在审计中识别出的值得关注的内部控制缺陷。</w:t>
+      </w:r>
+    </w:p>
+    <w:p>
+      <w:pPr>
+        <w:spacing w:before="120" w:after="0" w:line="300" w:lineRule="auto"/>
+        <w:ind w:left="0" w:leftChars="0" w:right="0" w:rightChars="0" w:firstLineChars="200" w:firstLine="420"/>
+        <w:jc w:val="both"/>
+        <w:rPr>
+          <w:rFonts w:ascii="Arial Narrow" w:hAnsi="Arial Narrow" w:eastAsia="仿宋_GB2312" w:cs="Arial Narrow"/>
+          <w:spacing w:val="4"/>
+          <w:sz w:val="24"/>
+          <w:szCs w:val="24"/>
+          <w:lang w:eastAsia="zh-CN"/>
+        </w:rPr>
+      </w:pPr>
+      <w:r>
+        <w:rPr>
+          <w:rFonts w:hint="eastAsia" w:ascii="Times New Roman" w:hAnsi="Times New Roman" w:eastAsia="仿宋_GB2312" w:cs="Arial Narrow"/>
+          <w:spacing w:val="4"/>
+          <w:sz w:val="24"/>
+          <w:szCs w:val="24"/>
+          <w:lang w:eastAsia="zh-CN"/>
+        </w:rPr>
+        <w:t>我们还就已遵守与独立性相关的职业道德要求向治理层提供声明，并与治理层沟通可能被合理认为影响我们独立性的所有关系和其他事项，以及相关的防范措施（如适用）。</w:t>
+      </w:r>
+    </w:p>
+    <w:p>
+      <w:pPr>
+        <w:spacing w:before="120" w:after="0" w:line="300" w:lineRule="auto"/>
+        <w:ind w:left="0" w:leftChars="0" w:right="0" w:rightChars="0" w:firstLineChars="200" w:firstLine="420"/>
+        <w:jc w:val="both"/>
         <w:rPr>
           <w:rFonts w:hint="eastAsia" w:ascii="Arial Narrow" w:hAnsi="Arial Narrow" w:eastAsia="仿宋_GB2312" w:cs="Arial Narrow"/>
           <w:spacing w:val="4"/>
@@ -2115,242 +2351,10 @@
           <w:szCs w:val="24"/>
           <w:lang w:eastAsia="zh-CN"/>
         </w:rPr>
-        <w:t>我们的目标是对财务报表整体是否不存在由于舞弊或错误导致的重大错报获取合理保证，并出具包含审计意见的审计报告。合理保证是高水平的保证，但并不能保证按照审计准则执行的审计在某一重大错报存在时总能发现。错报可能由于舞弊或错误导致，如果合理预期错报单独或汇总起来可能影响财务报表使用者依据财务报表作出的经济决策，则通常认为错报是重大的。</w:t>
-      </w:r>
-    </w:p>
-    <w:p>
-      <w:pPr>
-        <w:spacing w:before="120" w:after="0" w:line="300" w:lineRule="auto"/>
-        <w:ind w:left="0" w:leftChars="0" w:right="0" w:rightChars="0" w:firstLineChars="200"/>
-        <w:jc w:val="both"/>
-        <w:rPr>
-          <w:rFonts w:ascii="Arial Narrow" w:hAnsi="Arial Narrow" w:eastAsia="仿宋_GB2312" w:cs="Arial Narrow"/>
-          <w:spacing w:val="4"/>
-          <w:sz w:val="24"/>
-          <w:szCs w:val="24"/>
-          <w:lang w:eastAsia="zh-CN"/>
-        </w:rPr>
-      </w:pPr>
-      <w:r>
-        <w:rPr>
-          <w:rFonts w:hint="eastAsia" w:ascii="Arial Narrow" w:hAnsi="Arial Narrow" w:eastAsia="仿宋_GB2312" w:cs="Arial Narrow"/>
-          <w:spacing w:val="4"/>
-          <w:sz w:val="24"/>
-          <w:szCs w:val="24"/>
-          <w:lang w:eastAsia="zh-CN"/>
-        </w:rPr>
-        <w:t>在按照审计准则执行审计工作的过程中，我们运用职业判断，并保持职业怀疑。同时，我们也执行以下工作：</w:t>
-      </w:r>
-    </w:p>
-    <w:p>
-      <w:pPr>
-        <w:spacing w:before="120" w:after="0" w:line="300" w:lineRule="auto"/>
-        <w:ind w:left="0" w:leftChars="0" w:right="0" w:rightChars="0" w:firstLineChars="200"/>
-        <w:jc w:val="both"/>
-        <w:rPr>
-          <w:rFonts w:ascii="Arial Narrow" w:hAnsi="Arial Narrow" w:eastAsia="仿宋_GB2312" w:cs="Arial Narrow"/>
-          <w:spacing w:val="4"/>
-          <w:sz w:val="24"/>
-          <w:szCs w:val="24"/>
-          <w:lang w:eastAsia="zh-CN"/>
-        </w:rPr>
-      </w:pPr>
-      <w:r>
-        <w:rPr>
-          <w:rFonts w:hint="eastAsia" w:ascii="Arial Narrow" w:hAnsi="Arial Narrow" w:eastAsia="仿宋_GB2312" w:cs="Arial Narrow"/>
-          <w:spacing w:val="4"/>
-          <w:sz w:val="24"/>
-          <w:szCs w:val="24"/>
-          <w:lang w:eastAsia="zh-CN"/>
-        </w:rPr>
-        <w:t>（1）识别和评估由于舞弊或错误导致的财务报表重大错报风险，设计和实施审计程序以应对这些风险，并获取充分、适当的审计证据，作为发表审计意见的基础。由于舞弊可能涉及串通、伪造、故意遗漏、虚假陈述或凌驾于内部控制之上，未能发现由于舞弊导致的重大错报的风险高于未能发现由于错误导致的重大错报的风险。</w:t>
-      </w:r>
-    </w:p>
-    <w:p>
-      <w:pPr>
-        <w:spacing w:before="120" w:after="0" w:line="300" w:lineRule="auto"/>
-        <w:ind w:left="0" w:leftChars="0" w:right="0" w:rightChars="0" w:firstLineChars="200"/>
-        <w:jc w:val="both"/>
-        <w:rPr>
-          <w:rFonts w:ascii="Arial Narrow" w:hAnsi="Arial Narrow" w:eastAsia="仿宋_GB2312" w:cs="Arial Narrow"/>
-          <w:spacing w:val="4"/>
-          <w:sz w:val="24"/>
-          <w:szCs w:val="24"/>
-          <w:lang w:eastAsia="zh-CN"/>
-        </w:rPr>
-      </w:pPr>
-      <w:r>
-        <w:rPr>
-          <w:rFonts w:hint="eastAsia" w:ascii="Arial Narrow" w:hAnsi="Arial Narrow" w:eastAsia="仿宋_GB2312" w:cs="Arial Narrow"/>
-          <w:spacing w:val="4"/>
-          <w:sz w:val="24"/>
-          <w:szCs w:val="24"/>
-          <w:lang w:eastAsia="zh-CN"/>
-        </w:rPr>
-        <w:t>（2）了解与审计相关的内部控制，以设计恰当的审计程序，但目的并非对内部控制的有效性发表意见。</w:t>
-      </w:r>
-    </w:p>
-    <w:p>
-      <w:pPr>
-        <w:spacing w:before="120" w:after="0" w:line="300" w:lineRule="auto"/>
-        <w:ind w:left="0" w:leftChars="0" w:right="0" w:rightChars="0" w:firstLineChars="200"/>
-        <w:jc w:val="both"/>
-        <w:rPr>
-          <w:rFonts w:ascii="Arial Narrow" w:hAnsi="Arial Narrow" w:eastAsia="仿宋_GB2312" w:cs="Arial Narrow"/>
-          <w:spacing w:val="4"/>
-          <w:sz w:val="24"/>
-          <w:szCs w:val="24"/>
-          <w:lang w:eastAsia="zh-CN"/>
-        </w:rPr>
-      </w:pPr>
-      <w:r>
-        <w:rPr>
-          <w:rFonts w:hint="eastAsia" w:ascii="Arial Narrow" w:hAnsi="Arial Narrow" w:eastAsia="仿宋_GB2312" w:cs="Arial Narrow"/>
-          <w:spacing w:val="4"/>
-          <w:sz w:val="24"/>
-          <w:szCs w:val="24"/>
-          <w:lang w:eastAsia="zh-CN"/>
-        </w:rPr>
-        <w:t>（3）评价管理层选用会计政策的恰当性和作出会计估计及相关披露的合理性。</w:t>
-      </w:r>
-    </w:p>
-    <w:p>
-      <w:pPr>
-        <w:spacing w:before="120" w:after="0" w:line="300" w:lineRule="auto"/>
-        <w:ind w:left="0" w:leftChars="0" w:right="0" w:rightChars="0" w:firstLineChars="200"/>
-        <w:jc w:val="both"/>
-        <w:rPr>
-          <w:rFonts w:ascii="Arial Narrow" w:hAnsi="Arial Narrow" w:eastAsia="仿宋_GB2312" w:cs="Arial Narrow"/>
-          <w:spacing w:val="4"/>
-          <w:sz w:val="24"/>
-          <w:szCs w:val="24"/>
-          <w:lang w:eastAsia="zh-CN"/>
-        </w:rPr>
-      </w:pPr>
-      <w:r>
-        <w:rPr>
-          <w:rFonts w:hint="eastAsia" w:ascii="Arial Narrow" w:hAnsi="Arial Narrow" w:eastAsia="仿宋_GB2312" w:cs="Arial Narrow"/>
-          <w:spacing w:val="4"/>
-          <w:sz w:val="24"/>
-          <w:szCs w:val="24"/>
-          <w:lang w:eastAsia="zh-CN"/>
-        </w:rPr>
-        <w:t>（4）对管理层使用持续经营假设的恰当性得出结论。同时，根据获取的审计证据，就可能导致对{{company_short_name}}的持续经营能力产生重大疑虑的事项或情况是否存在重大不确定性得出结论。如果我们得出结论认为存在重大不确定性，审计准则要求我们在审计报告中提请报表使用者注意财务报表中的相关披露；如果披露不充分，我们应当发表非无保留意见。我们的结论基于截至审计报告日可获得的信息。然而，未来的事项或情况可能导致{{company_short_name}}不能持续经营。</w:t>
-      </w:r>
-    </w:p>
-    <w:p>
-      <w:pPr>
-        <w:spacing w:before="120" w:after="0" w:line="300" w:lineRule="auto"/>
-        <w:ind w:left="0" w:leftChars="0" w:right="0" w:rightChars="0" w:firstLineChars="200"/>
-        <w:jc w:val="both"/>
-        <w:rPr>
-          <w:rFonts w:ascii="Arial Narrow" w:hAnsi="Arial Narrow" w:eastAsia="仿宋_GB2312" w:cs="Arial Narrow"/>
-          <w:spacing w:val="4"/>
-          <w:sz w:val="24"/>
-          <w:szCs w:val="24"/>
-          <w:lang w:eastAsia="zh-CN"/>
-        </w:rPr>
-      </w:pPr>
-      <w:r>
-        <w:rPr>
-          <w:rFonts w:hint="eastAsia" w:ascii="Arial Narrow" w:hAnsi="Arial Narrow" w:eastAsia="仿宋_GB2312" w:cs="Arial Narrow"/>
-          <w:spacing w:val="4"/>
-          <w:sz w:val="24"/>
-          <w:szCs w:val="24"/>
-          <w:lang w:eastAsia="zh-CN"/>
-        </w:rPr>
-        <w:t>（5）评价财务报表的总体列报、结构和内容（包括披露），并评价财务报表是否公允反映相关交易和事项。</w:t>
-      </w:r>
-    </w:p>
-    <w:p>
-      <w:pPr>
-        <w:spacing w:before="120" w:after="0" w:line="300" w:lineRule="auto"/>
-        <w:ind w:left="0" w:leftChars="0" w:right="0" w:rightChars="0" w:firstLineChars="200"/>
-        <w:jc w:val="both"/>
-        <w:rPr>
-          <w:rFonts w:ascii="Arial Narrow" w:hAnsi="Arial Narrow" w:eastAsia="仿宋_GB2312" w:cs="Arial Narrow"/>
-          <w:color w:val="0000FF"/>
-          <w:spacing w:val="4"/>
-          <w:sz w:val="24"/>
-          <w:szCs w:val="24"/>
-          <w:lang w:eastAsia="zh-CN"/>
-        </w:rPr>
-      </w:pPr>
-      <w:r>
-        <w:rPr>
-          <w:rFonts w:hint="eastAsia" w:ascii="Arial Narrow" w:hAnsi="Arial Narrow" w:eastAsia="仿宋_GB2312" w:cs="Arial Narrow"/>
-          <w:spacing w:val="4"/>
-          <w:sz w:val="24"/>
-          <w:szCs w:val="24"/>
-          <w:lang w:eastAsia="zh-CN"/>
-        </w:rPr>
-        <w:t>（6）就{{company_short_name}}中实体或业务活动的财务信息获取充分、适当的审计证据，以对财务报表发表意见。我们负责指导、监督和执行集团审计，并对审计意见承担全部责任。</w:t>
-      </w:r>
-    </w:p>
-    <w:p>
-      <w:pPr>
-        <w:spacing w:before="120" w:after="0" w:line="300" w:lineRule="auto"/>
-        <w:ind w:left="0" w:leftChars="0" w:right="0" w:rightChars="0" w:firstLineChars="200"/>
-        <w:jc w:val="both"/>
-        <w:rPr>
-          <w:rFonts w:ascii="Arial Narrow" w:hAnsi="Arial Narrow" w:eastAsia="仿宋_GB2312" w:cs="Arial Narrow"/>
-          <w:spacing w:val="4"/>
-          <w:sz w:val="24"/>
-          <w:szCs w:val="24"/>
-          <w:lang w:eastAsia="zh-CN"/>
-        </w:rPr>
-      </w:pPr>
-      <w:r>
-        <w:rPr>
-          <w:rFonts w:hint="eastAsia" w:ascii="Arial Narrow" w:hAnsi="Arial Narrow" w:eastAsia="仿宋_GB2312" w:cs="Arial Narrow"/>
-          <w:spacing w:val="4"/>
-          <w:sz w:val="24"/>
-          <w:szCs w:val="24"/>
-          <w:lang w:eastAsia="zh-CN"/>
-        </w:rPr>
-        <w:t>我们与治理层就计划的审计范围、时间安排和重大审计发现等事项进行沟通，包括沟通我们在审计中识别出的值得关注的内部控制缺陷。</w:t>
-      </w:r>
-    </w:p>
-    <w:p>
-      <w:pPr>
-        <w:spacing w:before="120" w:after="0" w:line="300" w:lineRule="auto"/>
-        <w:ind w:left="0" w:leftChars="0" w:right="0" w:rightChars="0" w:firstLineChars="200"/>
-        <w:jc w:val="both"/>
-        <w:rPr>
-          <w:rFonts w:ascii="Arial Narrow" w:hAnsi="Arial Narrow" w:eastAsia="仿宋_GB2312" w:cs="Arial Narrow"/>
-          <w:spacing w:val="4"/>
-          <w:sz w:val="24"/>
-          <w:szCs w:val="24"/>
-          <w:lang w:eastAsia="zh-CN"/>
-        </w:rPr>
-      </w:pPr>
-      <w:r>
-        <w:rPr>
-          <w:rFonts w:hint="eastAsia" w:ascii="Arial Narrow" w:hAnsi="Arial Narrow" w:eastAsia="仿宋_GB2312" w:cs="Arial Narrow"/>
-          <w:spacing w:val="4"/>
-          <w:sz w:val="24"/>
-          <w:szCs w:val="24"/>
-          <w:lang w:eastAsia="zh-CN"/>
-        </w:rPr>
-        <w:t>我们还就已遵守与独立性相关的职业道德要求向治理层提供声明，并与治理层沟通可能被合理认为影响我们独立性的所有关系和其他事项，以及相关的防范措施（如适用）。</w:t>
-      </w:r>
-    </w:p>
-    <w:p>
-      <w:pPr>
-        <w:spacing w:before="120" w:after="0" w:line="300" w:lineRule="auto"/>
-        <w:ind w:left="0" w:leftChars="0" w:right="0" w:rightChars="0" w:firstLineChars="200"/>
-        <w:jc w:val="both"/>
-        <w:rPr>
-          <w:rFonts w:hint="eastAsia" w:ascii="Arial Narrow" w:hAnsi="Arial Narrow" w:eastAsia="仿宋_GB2312" w:cs="Arial Narrow"/>
-          <w:spacing w:val="4"/>
-          <w:sz w:val="24"/>
-          <w:szCs w:val="24"/>
-          <w:lang w:eastAsia="zh-CN"/>
-        </w:rPr>
-      </w:pPr>
-      <w:r>
-        <w:rPr>
-          <w:rFonts w:hint="eastAsia" w:ascii="Arial Narrow" w:hAnsi="Arial Narrow" w:eastAsia="仿宋_GB2312" w:cs="Arial Narrow"/>
+      </w:pPr>
+      <w:r>
+        <w:rPr>
+          <w:rFonts w:hint="eastAsia" w:ascii="Times New Roman" w:hAnsi="Times New Roman" w:eastAsia="仿宋_GB2312" w:cs="Arial Narrow"/>
           <w:spacing w:val="4"/>
           <w:sz w:val="24"/>
           <w:szCs w:val="24"/>

--- a/backend/data/audit_report_templates/report_body/2. 模板B-保留意见审计报告模板（三板基础层、银行、保险、期货、证券公司）-简版.docx
+++ b/backend/data/audit_report_templates/report_body/2. 模板B-保留意见审计报告模板（三板基础层、银行、保险、期货、证券公司）-简版.docx
@@ -309,7 +309,7 @@
     </w:p>
     <w:p>
       <w:pPr>
-        <w:spacing w:line="2400" w:lineRule="auto"/>
+        <w:spacing w:line="360" w:lineRule="auto"/>
         <w:jc w:val="center"/>
         <w:rPr>
           <w:rFonts w:ascii="黑体;SimHei" w:hAnsi="黑体;SimHei" w:eastAsia="黑体;SimHei" w:cs="Arial Narrow"/>
